--- a/руководство/титул_руководства.docx
+++ b/руководство/титул_руководства.docx
@@ -286,6 +286,11 @@
           <w:highlight w:val="none"/>
         </w:rPr>
       </w:r>
+      <w:r>
+        <w:rPr>
+          <w:highlight w:val="none"/>
+        </w:rPr>
+      </w:r>
     </w:p>
     <w:p>
       <w:pPr>
@@ -611,6 +616,7 @@
       <w:r>
         <w:rPr>
           <w:sz w:val="22"/>
+          <w:szCs w:val="22"/>
         </w:rPr>
       </w:r>
       <w:r>
@@ -720,8 +726,8 @@
       </w:r>
       <w:r>
         <w:rPr>
+          <w:bCs/>
           <w:i/>
-          <w:iCs/>
         </w:rPr>
       </w:r>
       <w:r>
@@ -741,12 +747,6 @@
           <w:i/>
         </w:rPr>
       </w:pPr>
-      <w:r>
-        <w:rPr>
-          <w:i/>
-          <w:iCs/>
-        </w:rPr>
-      </w:r>
       <w:r>
         <w:rPr>
           <w:i/>
@@ -759,23 +759,23 @@
           <w:i/>
         </w:rPr>
       </w:r>
-    </w:p>
-    <w:p>
-      <w:pPr>
-        <w:pBdr/>
-        <w:spacing/>
-        <w:ind/>
+      <w:r>
         <w:rPr>
           <w:bCs/>
           <w:i/>
         </w:rPr>
-      </w:pPr>
-      <w:r>
+      </w:r>
+    </w:p>
+    <w:p>
+      <w:pPr>
+        <w:pBdr/>
+        <w:spacing/>
+        <w:ind/>
         <w:rPr>
+          <w:bCs/>
           <w:i/>
-          <w:iCs/>
         </w:rPr>
-      </w:r>
+      </w:pPr>
       <w:r>
         <w:rPr>
           <w:i/>
@@ -788,23 +788,23 @@
           <w:i/>
         </w:rPr>
       </w:r>
-    </w:p>
-    <w:p>
-      <w:pPr>
-        <w:pBdr/>
-        <w:spacing/>
-        <w:ind/>
+      <w:r>
         <w:rPr>
           <w:bCs/>
           <w:i/>
         </w:rPr>
-      </w:pPr>
-      <w:r>
+      </w:r>
+    </w:p>
+    <w:p>
+      <w:pPr>
+        <w:pBdr/>
+        <w:spacing/>
+        <w:ind/>
         <w:rPr>
+          <w:bCs/>
           <w:i/>
-          <w:iCs/>
         </w:rPr>
-      </w:r>
+      </w:pPr>
       <w:r>
         <w:rPr>
           <w:i/>
@@ -817,6 +817,12 @@
           <w:i/>
         </w:rPr>
       </w:r>
+      <w:r>
+        <w:rPr>
+          <w:bCs/>
+          <w:i/>
+        </w:rPr>
+      </w:r>
     </w:p>
     <w:p>
       <w:pPr>
@@ -836,8 +842,8 @@
       </w:r>
       <w:r>
         <w:rPr>
+          <w:bCs/>
           <w:i/>
-          <w:iCs/>
         </w:rPr>
       </w:r>
       <w:r>
@@ -2539,9 +2545,7 @@
       <w:jc w:val="right"/>
       <w:rPr/>
     </w:pPr>
-    <w:r>
-      <w:t xml:space="preserve">ПРИЛОЖЕНИЕ А</w:t>
-    </w:r>
+    <w:r/>
     <w:r/>
   </w:p>
 </w:hdr>
